--- a/文件/35-42人臉辨識.docx
+++ b/文件/35-42人臉辨識.docx
@@ -406,6 +406,607 @@
       <w:r>
         <w:t>&lt;/html&gt;</w:t>
       </w:r>
+    </w:p>
+    <w:p>
+      <w:pPr>
+        <w:widowControl/>
+        <w:spacing w:after="0" w:line="240" w:lineRule="auto"/>
+      </w:pPr>
+      <w:r>
+        <w:lastRenderedPageBreak/>
+        <w:br w:type="page"/>
+      </w:r>
+    </w:p>
+    <w:p>
+      <w:r>
+        <w:rPr>
+          <w:rFonts w:hint="eastAsia"/>
+        </w:rPr>
+        <w:lastRenderedPageBreak/>
+        <w:t>#views.py</w:t>
+      </w:r>
+    </w:p>
+    <w:p>
+      <w:r>
+        <w:t xml:space="preserve">from </w:t>
+      </w:r>
+      <w:proofErr w:type="spellStart"/>
+      <w:proofErr w:type="gramStart"/>
+      <w:r>
+        <w:t>django.shortcuts</w:t>
+      </w:r>
+      <w:proofErr w:type="spellEnd"/>
+      <w:proofErr w:type="gramEnd"/>
+      <w:r>
+        <w:t xml:space="preserve"> import render</w:t>
+      </w:r>
+    </w:p>
+    <w:p>
+      <w:r>
+        <w:t xml:space="preserve">from </w:t>
+      </w:r>
+      <w:proofErr w:type="spellStart"/>
+      <w:proofErr w:type="gramStart"/>
+      <w:r>
+        <w:t>django.core</w:t>
+      </w:r>
+      <w:proofErr w:type="gramEnd"/>
+      <w:r>
+        <w:t>.</w:t>
+      </w:r>
+      <w:proofErr w:type="gramStart"/>
+      <w:r>
+        <w:t>files.storage</w:t>
+      </w:r>
+      <w:proofErr w:type="spellEnd"/>
+      <w:proofErr w:type="gramEnd"/>
+      <w:r>
+        <w:t xml:space="preserve"> import </w:t>
+      </w:r>
+      <w:proofErr w:type="spellStart"/>
+      <w:r>
+        <w:t>default_storage</w:t>
+      </w:r>
+      <w:proofErr w:type="spellEnd"/>
+    </w:p>
+    <w:p>
+      <w:r>
+        <w:t>import cv2</w:t>
+      </w:r>
+    </w:p>
+    <w:p>
+      <w:proofErr w:type="gramStart"/>
+      <w:r>
+        <w:t xml:space="preserve">import </w:t>
+      </w:r>
+      <w:proofErr w:type="spellStart"/>
+      <w:r>
+        <w:t>os</w:t>
+      </w:r>
+      <w:proofErr w:type="spellEnd"/>
+      <w:proofErr w:type="gramEnd"/>
+    </w:p>
+    <w:p/>
+    <w:p>
+      <w:r>
+        <w:t xml:space="preserve"># </w:t>
+      </w:r>
+      <w:r>
+        <w:t>載入人臉辨識模型</w:t>
+      </w:r>
+      <w:proofErr w:type="gramStart"/>
+      <w:r>
+        <w:t>（</w:t>
+      </w:r>
+      <w:proofErr w:type="gramEnd"/>
+      <w:r>
+        <w:t>記得在</w:t>
+      </w:r>
+      <w:r>
+        <w:t xml:space="preserve"> settings.py </w:t>
+      </w:r>
+      <w:r>
+        <w:t>設定</w:t>
+      </w:r>
+      <w:r>
+        <w:t xml:space="preserve"> STATICFILES_DIRS</w:t>
+      </w:r>
+      <w:proofErr w:type="gramStart"/>
+      <w:r>
+        <w:t>）</w:t>
+      </w:r>
+      <w:proofErr w:type="gramEnd"/>
+    </w:p>
+    <w:p>
+      <w:proofErr w:type="spellStart"/>
+      <w:r>
+        <w:t>face_cascade</w:t>
+      </w:r>
+      <w:proofErr w:type="spellEnd"/>
+      <w:r>
+        <w:t xml:space="preserve"> = cv2.CascadeClassifier('myapp/static/haarcascade_frontalface_default.xml')</w:t>
+      </w:r>
+    </w:p>
+    <w:p/>
+    <w:p>
+      <w:r>
+        <w:t xml:space="preserve">def </w:t>
+      </w:r>
+      <w:proofErr w:type="spellStart"/>
+      <w:r>
+        <w:t>face_detection_view</w:t>
+      </w:r>
+      <w:proofErr w:type="spellEnd"/>
+      <w:r>
+        <w:t>(request):</w:t>
+      </w:r>
+    </w:p>
+    <w:p>
+      <w:r>
+        <w:t xml:space="preserve">    </w:t>
+      </w:r>
+      <w:proofErr w:type="spellStart"/>
+      <w:r>
+        <w:t>result_img</w:t>
+      </w:r>
+      <w:proofErr w:type="spellEnd"/>
+      <w:r>
+        <w:t xml:space="preserve"> = None</w:t>
+      </w:r>
+    </w:p>
+    <w:p/>
+    <w:p>
+      <w:r>
+        <w:t xml:space="preserve">    if </w:t>
+      </w:r>
+      <w:proofErr w:type="spellStart"/>
+      <w:proofErr w:type="gramStart"/>
+      <w:r>
+        <w:t>request.method</w:t>
+      </w:r>
+      <w:proofErr w:type="spellEnd"/>
+      <w:proofErr w:type="gramEnd"/>
+      <w:r>
+        <w:t xml:space="preserve"> == 'POST' and </w:t>
+      </w:r>
+      <w:proofErr w:type="spellStart"/>
+      <w:r>
+        <w:t>request.FILES.get</w:t>
+      </w:r>
+      <w:proofErr w:type="spellEnd"/>
+      <w:r>
+        <w:t>('image'):</w:t>
+      </w:r>
+    </w:p>
+    <w:p>
+      <w:r>
+        <w:t xml:space="preserve">        file = </w:t>
+      </w:r>
+      <w:proofErr w:type="spellStart"/>
+      <w:proofErr w:type="gramStart"/>
+      <w:r>
+        <w:t>request.FILES</w:t>
+      </w:r>
+      <w:proofErr w:type="spellEnd"/>
+      <w:proofErr w:type="gramEnd"/>
+      <w:r>
+        <w:t>['image']</w:t>
+      </w:r>
+    </w:p>
+    <w:p>
+      <w:r>
+        <w:t xml:space="preserve">        </w:t>
+      </w:r>
+      <w:proofErr w:type="spellStart"/>
+      <w:r>
+        <w:t>input_path</w:t>
+      </w:r>
+      <w:proofErr w:type="spellEnd"/>
+      <w:r>
+        <w:t xml:space="preserve"> = </w:t>
+      </w:r>
+      <w:proofErr w:type="spellStart"/>
+      <w:proofErr w:type="gramStart"/>
+      <w:r>
+        <w:t>os.path</w:t>
+      </w:r>
+      <w:proofErr w:type="gramEnd"/>
+      <w:r>
+        <w:t>.</w:t>
+      </w:r>
+      <w:proofErr w:type="gramStart"/>
+      <w:r>
+        <w:t>join</w:t>
+      </w:r>
+      <w:proofErr w:type="spellEnd"/>
+      <w:r>
+        <w:t>(</w:t>
+      </w:r>
+      <w:proofErr w:type="gramEnd"/>
+      <w:r>
+        <w:t>'</w:t>
+      </w:r>
+      <w:proofErr w:type="spellStart"/>
+      <w:r>
+        <w:t>myapp</w:t>
+      </w:r>
+      <w:proofErr w:type="spellEnd"/>
+      <w:r>
+        <w:t>', 'static', 'input.jpg')</w:t>
+      </w:r>
+    </w:p>
+    <w:p>
+      <w:r>
+        <w:t xml:space="preserve">        with </w:t>
+      </w:r>
+      <w:proofErr w:type="gramStart"/>
+      <w:r>
+        <w:t>open(</w:t>
+      </w:r>
+      <w:proofErr w:type="spellStart"/>
+      <w:proofErr w:type="gramEnd"/>
+      <w:r>
+        <w:t>input_path</w:t>
+      </w:r>
+      <w:proofErr w:type="spellEnd"/>
+      <w:r>
+        <w:t>, '</w:t>
+      </w:r>
+      <w:proofErr w:type="spellStart"/>
+      <w:r>
+        <w:t>wb</w:t>
+      </w:r>
+      <w:proofErr w:type="spellEnd"/>
+      <w:r>
+        <w:t>+') as destination:</w:t>
+      </w:r>
+    </w:p>
+    <w:p>
+      <w:r>
+        <w:t xml:space="preserve">            for chunk in </w:t>
+      </w:r>
+      <w:proofErr w:type="spellStart"/>
+      <w:proofErr w:type="gramStart"/>
+      <w:r>
+        <w:t>file.chunks</w:t>
+      </w:r>
+      <w:proofErr w:type="spellEnd"/>
+      <w:proofErr w:type="gramEnd"/>
+      <w:r>
+        <w:t>():</w:t>
+      </w:r>
+    </w:p>
+    <w:p>
+      <w:r>
+        <w:t xml:space="preserve">                </w:t>
+      </w:r>
+      <w:proofErr w:type="spellStart"/>
+      <w:proofErr w:type="gramStart"/>
+      <w:r>
+        <w:t>destination.write</w:t>
+      </w:r>
+      <w:proofErr w:type="spellEnd"/>
+      <w:proofErr w:type="gramEnd"/>
+      <w:r>
+        <w:t>(chunk)</w:t>
+      </w:r>
+    </w:p>
+    <w:p/>
+    <w:p>
+      <w:r>
+        <w:t xml:space="preserve">        </w:t>
+      </w:r>
+      <w:proofErr w:type="spellStart"/>
+      <w:r>
+        <w:t>img</w:t>
+      </w:r>
+      <w:proofErr w:type="spellEnd"/>
+      <w:r>
+        <w:t xml:space="preserve"> = cv2.imread(</w:t>
+      </w:r>
+      <w:proofErr w:type="spellStart"/>
+      <w:r>
+        <w:t>input_path</w:t>
+      </w:r>
+      <w:proofErr w:type="spellEnd"/>
+      <w:r>
+        <w:t>)</w:t>
+      </w:r>
+    </w:p>
+    <w:p>
+      <w:r>
+        <w:t xml:space="preserve">        if </w:t>
+      </w:r>
+      <w:proofErr w:type="spellStart"/>
+      <w:r>
+        <w:t>img</w:t>
+      </w:r>
+      <w:proofErr w:type="spellEnd"/>
+      <w:r>
+        <w:t xml:space="preserve"> is None:</w:t>
+      </w:r>
+    </w:p>
+    <w:p>
+      <w:r>
+        <w:t>            return render(request, 'index0527.html', {'</w:t>
+      </w:r>
+      <w:proofErr w:type="spellStart"/>
+      <w:r>
+        <w:t>result_img</w:t>
+      </w:r>
+      <w:proofErr w:type="spellEnd"/>
+      <w:r>
+        <w:t>': None, 'error': '</w:t>
+      </w:r>
+      <w:r>
+        <w:t>無法讀取圖片，請重新上傳</w:t>
+      </w:r>
+      <w:r>
+        <w:t>'})</w:t>
+      </w:r>
+    </w:p>
+    <w:p/>
+    <w:p>
+      <w:r>
+        <w:lastRenderedPageBreak/>
+        <w:t>        gray = cv2.cvtColor(</w:t>
+      </w:r>
+      <w:proofErr w:type="spellStart"/>
+      <w:r>
+        <w:t>img</w:t>
+      </w:r>
+      <w:proofErr w:type="spellEnd"/>
+      <w:r>
+        <w:t>, cv2.COLOR_BGR2GRAY)</w:t>
+      </w:r>
+    </w:p>
+    <w:p>
+      <w:r>
+        <w:t xml:space="preserve">        faces = </w:t>
+      </w:r>
+      <w:proofErr w:type="spellStart"/>
+      <w:r>
+        <w:t>face_</w:t>
+      </w:r>
+      <w:proofErr w:type="gramStart"/>
+      <w:r>
+        <w:t>cascade.detectMultiScale</w:t>
+      </w:r>
+      <w:proofErr w:type="spellEnd"/>
+      <w:proofErr w:type="gramEnd"/>
+      <w:r>
+        <w:t>(gray, 1.1, 5)</w:t>
+      </w:r>
+    </w:p>
+    <w:p/>
+    <w:p>
+      <w:r>
+        <w:t>        for (x, y, w, h) in faces:</w:t>
+      </w:r>
+    </w:p>
+    <w:p>
+      <w:r>
+        <w:t xml:space="preserve">            # </w:t>
+      </w:r>
+      <w:r>
+        <w:t>取得人臉區域</w:t>
+      </w:r>
+    </w:p>
+    <w:p>
+      <w:r>
+        <w:t xml:space="preserve">            </w:t>
+      </w:r>
+      <w:proofErr w:type="spellStart"/>
+      <w:r>
+        <w:t>face_roi</w:t>
+      </w:r>
+      <w:proofErr w:type="spellEnd"/>
+      <w:r>
+        <w:t xml:space="preserve"> = </w:t>
+      </w:r>
+      <w:proofErr w:type="spellStart"/>
+      <w:proofErr w:type="gramStart"/>
+      <w:r>
+        <w:t>img</w:t>
+      </w:r>
+      <w:proofErr w:type="spellEnd"/>
+      <w:r>
+        <w:t>[</w:t>
+      </w:r>
+      <w:proofErr w:type="spellStart"/>
+      <w:r>
+        <w:t>y:y</w:t>
+      </w:r>
+      <w:proofErr w:type="gramEnd"/>
+      <w:r>
+        <w:t>+h</w:t>
+      </w:r>
+      <w:proofErr w:type="spellEnd"/>
+      <w:r>
+        <w:t>, x:x+w]</w:t>
+      </w:r>
+    </w:p>
+    <w:p/>
+    <w:p>
+      <w:r>
+        <w:t xml:space="preserve">            # </w:t>
+      </w:r>
+      <w:r>
+        <w:t>縮小再放大做馬賽克</w:t>
+      </w:r>
+    </w:p>
+    <w:p>
+      <w:r>
+        <w:t>            small = cv2.resize(</w:t>
+      </w:r>
+      <w:proofErr w:type="spellStart"/>
+      <w:r>
+        <w:t>face_roi</w:t>
+      </w:r>
+      <w:proofErr w:type="spellEnd"/>
+      <w:r>
+        <w:t>, (10, 10), interpolation=cv2.INTER_LINEAR)</w:t>
+      </w:r>
+    </w:p>
+    <w:p>
+      <w:r>
+        <w:t>            mosaic = cv2.resize(small, (w, h), interpolation=cv2.INTER_NEAREST)</w:t>
+      </w:r>
+    </w:p>
+    <w:p/>
+    <w:p>
+      <w:r>
+        <w:t xml:space="preserve">            # </w:t>
+      </w:r>
+      <w:r>
+        <w:t>替換原圖區域為馬賽克</w:t>
+      </w:r>
+    </w:p>
+    <w:p>
+      <w:r>
+        <w:t xml:space="preserve">            </w:t>
+      </w:r>
+      <w:proofErr w:type="spellStart"/>
+      <w:proofErr w:type="gramStart"/>
+      <w:r>
+        <w:t>img</w:t>
+      </w:r>
+      <w:proofErr w:type="spellEnd"/>
+      <w:r>
+        <w:t>[</w:t>
+      </w:r>
+      <w:proofErr w:type="spellStart"/>
+      <w:r>
+        <w:t>y:y</w:t>
+      </w:r>
+      <w:proofErr w:type="gramEnd"/>
+      <w:r>
+        <w:t>+h</w:t>
+      </w:r>
+      <w:proofErr w:type="spellEnd"/>
+      <w:r>
+        <w:t>, x:x+w] = mosaic</w:t>
+      </w:r>
+    </w:p>
+    <w:p/>
+    <w:p>
+      <w:r>
+        <w:t xml:space="preserve">        </w:t>
+      </w:r>
+      <w:proofErr w:type="spellStart"/>
+      <w:r>
+        <w:t>output_path</w:t>
+      </w:r>
+      <w:proofErr w:type="spellEnd"/>
+      <w:r>
+        <w:t xml:space="preserve"> = </w:t>
+      </w:r>
+      <w:proofErr w:type="spellStart"/>
+      <w:proofErr w:type="gramStart"/>
+      <w:r>
+        <w:t>os.path</w:t>
+      </w:r>
+      <w:proofErr w:type="gramEnd"/>
+      <w:r>
+        <w:t>.</w:t>
+      </w:r>
+      <w:proofErr w:type="gramStart"/>
+      <w:r>
+        <w:t>join</w:t>
+      </w:r>
+      <w:proofErr w:type="spellEnd"/>
+      <w:r>
+        <w:t>(</w:t>
+      </w:r>
+      <w:proofErr w:type="gramEnd"/>
+      <w:r>
+        <w:t>'</w:t>
+      </w:r>
+      <w:proofErr w:type="spellStart"/>
+      <w:r>
+        <w:t>myapp</w:t>
+      </w:r>
+      <w:proofErr w:type="spellEnd"/>
+      <w:r>
+        <w:t>', 'static', 'output.jpg')</w:t>
+      </w:r>
+    </w:p>
+    <w:p>
+      <w:r>
+        <w:t>        cv2.imwrite(</w:t>
+      </w:r>
+      <w:proofErr w:type="spellStart"/>
+      <w:r>
+        <w:t>output_path</w:t>
+      </w:r>
+      <w:proofErr w:type="spellEnd"/>
+      <w:r>
+        <w:t xml:space="preserve">, </w:t>
+      </w:r>
+      <w:proofErr w:type="spellStart"/>
+      <w:r>
+        <w:t>img</w:t>
+      </w:r>
+      <w:proofErr w:type="spellEnd"/>
+      <w:r>
+        <w:t>)</w:t>
+      </w:r>
+    </w:p>
+    <w:p>
+      <w:r>
+        <w:t xml:space="preserve">        </w:t>
+      </w:r>
+      <w:proofErr w:type="spellStart"/>
+      <w:r>
+        <w:t>result_img</w:t>
+      </w:r>
+      <w:proofErr w:type="spellEnd"/>
+      <w:r>
+        <w:t xml:space="preserve"> = 'output.jpg'</w:t>
+      </w:r>
+    </w:p>
+    <w:p/>
+    <w:p>
+      <w:r>
+        <w:t xml:space="preserve">    return </w:t>
+      </w:r>
+      <w:proofErr w:type="gramStart"/>
+      <w:r>
+        <w:t>render(</w:t>
+      </w:r>
+      <w:proofErr w:type="gramEnd"/>
+      <w:r>
+        <w:t>request, 'index0527.html</w:t>
+      </w:r>
+      <w:proofErr w:type="gramStart"/>
+      <w:r>
+        <w:t>', {</w:t>
+      </w:r>
+      <w:proofErr w:type="gramEnd"/>
+      <w:r>
+        <w:t>'</w:t>
+      </w:r>
+      <w:proofErr w:type="spellStart"/>
+      <w:r>
+        <w:t>result_img</w:t>
+      </w:r>
+      <w:proofErr w:type="spellEnd"/>
+      <w:r>
+        <w:t xml:space="preserve">': </w:t>
+      </w:r>
+      <w:proofErr w:type="spellStart"/>
+      <w:r>
+        <w:t>result_</w:t>
+      </w:r>
+      <w:proofErr w:type="gramStart"/>
+      <w:r>
+        <w:t>img</w:t>
+      </w:r>
+      <w:proofErr w:type="spellEnd"/>
+      <w:r>
+        <w:t>})</w:t>
+      </w:r>
+      <w:proofErr w:type="gramEnd"/>
     </w:p>
     <w:p>
       <w:pPr>

--- a/文件/35-42人臉辨識.docx
+++ b/文件/35-42人臉辨識.docx
@@ -666,12 +666,10 @@
         <w:t xml:space="preserve">            for chunk in </w:t>
       </w:r>
       <w:proofErr w:type="spellStart"/>
-      <w:proofErr w:type="gramStart"/>
       <w:r>
         <w:t>file.chunks</w:t>
       </w:r>
       <w:proofErr w:type="spellEnd"/>
-      <w:proofErr w:type="gramEnd"/>
       <w:r>
         <w:t>():</w:t>
       </w:r>
@@ -681,12 +679,10 @@
         <w:t xml:space="preserve">                </w:t>
       </w:r>
       <w:proofErr w:type="spellStart"/>
-      <w:proofErr w:type="gramStart"/>
       <w:r>
         <w:t>destination.write</w:t>
       </w:r>
       <w:proofErr w:type="spellEnd"/>
-      <w:proofErr w:type="gramEnd"/>
       <w:r>
         <w:t>(chunk)</w:t>
       </w:r>
@@ -766,14 +762,9 @@
       </w:r>
       <w:proofErr w:type="spellStart"/>
       <w:r>
-        <w:t>face_</w:t>
-      </w:r>
-      <w:proofErr w:type="gramStart"/>
-      <w:r>
-        <w:t>cascade.detectMultiScale</w:t>
-      </w:r>
-      <w:proofErr w:type="spellEnd"/>
-      <w:proofErr w:type="gramEnd"/>
+        <w:t>face_cascade.detectMultiScale</w:t>
+      </w:r>
+      <w:proofErr w:type="spellEnd"/>
       <w:r>
         <w:t>(gray, 1.1, 5)</w:t>
       </w:r>
@@ -805,7 +796,6 @@
         <w:t xml:space="preserve"> = </w:t>
       </w:r>
       <w:proofErr w:type="spellStart"/>
-      <w:proofErr w:type="gramStart"/>
       <w:r>
         <w:t>img</w:t>
       </w:r>
@@ -815,11 +805,7 @@
       </w:r>
       <w:proofErr w:type="spellStart"/>
       <w:r>
-        <w:t>y:y</w:t>
-      </w:r>
-      <w:proofErr w:type="gramEnd"/>
-      <w:r>
-        <w:t>+h</w:t>
+        <w:t>y:y+h</w:t>
       </w:r>
       <w:proofErr w:type="spellEnd"/>
       <w:r>
@@ -867,7 +853,6 @@
         <w:t xml:space="preserve">            </w:t>
       </w:r>
       <w:proofErr w:type="spellStart"/>
-      <w:proofErr w:type="gramStart"/>
       <w:r>
         <w:t>img</w:t>
       </w:r>
@@ -877,11 +862,7 @@
       </w:r>
       <w:proofErr w:type="spellStart"/>
       <w:r>
-        <w:t>y:y</w:t>
-      </w:r>
-      <w:proofErr w:type="gramEnd"/>
-      <w:r>
-        <w:t>+h</w:t>
+        <w:t>y:y+h</w:t>
       </w:r>
       <w:proofErr w:type="spellEnd"/>
       <w:r>
@@ -902,25 +883,12 @@
         <w:t xml:space="preserve"> = </w:t>
       </w:r>
       <w:proofErr w:type="spellStart"/>
-      <w:proofErr w:type="gramStart"/>
-      <w:r>
-        <w:t>os.path</w:t>
-      </w:r>
-      <w:proofErr w:type="gramEnd"/>
-      <w:r>
-        <w:t>.</w:t>
-      </w:r>
-      <w:proofErr w:type="gramStart"/>
-      <w:r>
-        <w:t>join</w:t>
-      </w:r>
-      <w:proofErr w:type="spellEnd"/>
-      <w:r>
-        <w:t>(</w:t>
-      </w:r>
-      <w:proofErr w:type="gramEnd"/>
-      <w:r>
-        <w:t>'</w:t>
+      <w:r>
+        <w:t>os.path.join</w:t>
+      </w:r>
+      <w:proofErr w:type="spellEnd"/>
+      <w:r>
+        <w:t>('</w:t>
       </w:r>
       <w:proofErr w:type="spellStart"/>
       <w:r>
@@ -968,23 +936,7 @@
     <w:p/>
     <w:p>
       <w:r>
-        <w:t xml:space="preserve">    return </w:t>
-      </w:r>
-      <w:proofErr w:type="gramStart"/>
-      <w:r>
-        <w:t>render(</w:t>
-      </w:r>
-      <w:proofErr w:type="gramEnd"/>
-      <w:r>
-        <w:t>request, 'index0527.html</w:t>
-      </w:r>
-      <w:proofErr w:type="gramStart"/>
-      <w:r>
-        <w:t>', {</w:t>
-      </w:r>
-      <w:proofErr w:type="gramEnd"/>
-      <w:r>
-        <w:t>'</w:t>
+        <w:t>    return render(request, 'index0527.html', {'</w:t>
       </w:r>
       <w:proofErr w:type="spellStart"/>
       <w:r>
@@ -996,17 +948,25 @@
       </w:r>
       <w:proofErr w:type="spellStart"/>
       <w:r>
-        <w:t>result_</w:t>
-      </w:r>
-      <w:proofErr w:type="gramStart"/>
-      <w:r>
-        <w:t>img</w:t>
+        <w:t>result_img</w:t>
       </w:r>
       <w:proofErr w:type="spellEnd"/>
       <w:r>
         <w:t>})</w:t>
       </w:r>
-      <w:proofErr w:type="gramEnd"/>
+    </w:p>
+    <w:p/>
+    <w:p/>
+    <w:p/>
+    <w:p/>
+    <w:p/>
+    <w:p>
+      <w:r>
+        <w:rPr>
+          <w:rFonts w:hint="eastAsia"/>
+        </w:rPr>
+        <w:t>#urls.py</w:t>
+      </w:r>
     </w:p>
     <w:p>
       <w:pPr>
@@ -1014,6 +974,36 @@
           <w:rFonts w:hint="eastAsia"/>
         </w:rPr>
       </w:pPr>
+      <w:r>
+        <w:t>path('</w:t>
+      </w:r>
+      <w:proofErr w:type="spellStart"/>
+      <w:r>
+        <w:t>face_detection</w:t>
+      </w:r>
+      <w:proofErr w:type="spellEnd"/>
+      <w:r>
+        <w:t xml:space="preserve">/', </w:t>
+      </w:r>
+      <w:proofErr w:type="spellStart"/>
+      <w:r>
+        <w:t>views.face_detection_view</w:t>
+      </w:r>
+      <w:proofErr w:type="spellEnd"/>
+      <w:r>
+        <w:t>, name='</w:t>
+      </w:r>
+      <w:proofErr w:type="spellStart"/>
+      <w:r>
+        <w:t>face_detection</w:t>
+      </w:r>
+      <w:proofErr w:type="spellEnd"/>
+      <w:r>
+        <w:t>'), #</w:t>
+      </w:r>
+      <w:r>
+        <w:t>人臉辨識</w:t>
+      </w:r>
     </w:p>
     <w:sectPr>
       <w:pgSz w:w="11906" w:h="16838"/>
